--- a/MyDocumentConverterMultiOSV10/samples/output/markdown/markdown_phpextra/docx.docx
+++ b/MyDocumentConverterMultiOSV10/samples/output/markdown/markdown_phpextra/docx.docx
@@ -83,7 +83,7 @@
       <w:r>
         <w:t xml:space="preserve">, 그리고 </w:t>
       </w:r>
-      <w:hyperlink w:history="1" r:id="rId662__6hd2qpaye2wov6sl">
+      <w:hyperlink w:history="1" r:id="rId0oakmbocdccrezxjzfwqz">
         <w:r>
           <w:rPr>
             <w:rStyle w:val="Hyperlink"/>
@@ -717,7 +717,7 @@
       <w:r>
         <w:t xml:space="preserve"> 자동 링크 </w:t>
       </w:r>
-      <w:hyperlink w:history="1" r:id="rIdb01enoqensnmb21uy4lyz">
+      <w:hyperlink w:history="1" r:id="rIdfyf2m8-wo7hkw4mwk3oqu">
         <w:r>
           <w:rPr>
             <w:rStyle w:val="Hyperlink"/>
@@ -728,7 +728,7 @@
       <w:r>
         <w:t xml:space="preserve"> 와 </w:t>
       </w:r>
-      <w:hyperlink w:history="1" r:id="rIdxfzbi0byqreturq9dn9su">
+      <w:hyperlink w:history="1" r:id="rId-3qgk9sehyqobfjst3cxx">
         <w:r>
           <w:rPr>
             <w:rStyle w:val="Hyperlink"/>
